--- a/AI_Agents_and_Advanced_Fine_Tuning_Bootcamp/Lab_Walkthroughs/Week_05_Lab_B_full_fine_tuning_vs_lora_vs_qlora_head_to_head.docx
+++ b/AI_Agents_and_Advanced_Fine_Tuning_Bootcamp/Lab_Walkthroughs/Week_05_Lab_B_full_fine_tuning_vs_lora_vs_qlora_head_to_head.docx
@@ -96,7 +96,7 @@
           <w:color w:val="333333"/>
           <w:sz w:val="22"/>
         </w:rPr>
-        <w:t>Cluster workspace from week 1 plus week-specific deps in the requirements.txt that ships with this lab.</w:t>
+        <w:t>1x A100-class GPU per team; pip install transformers peft bitsandbytes trl.</w:t>
       </w:r>
     </w:p>
     <w:p>
@@ -118,7 +118,7 @@
           <w:color w:val="333333"/>
           <w:sz w:val="22"/>
         </w:rPr>
-        <w:t>Concept list available in the class notes for this week.</w:t>
+        <w:t>LoRA rank r and alpha: adapters on attention projections</w:t>
       </w:r>
     </w:p>
     <w:p>
@@ -130,7 +130,19 @@
           <w:color w:val="333333"/>
           <w:sz w:val="22"/>
         </w:rPr>
-        <w:t>Lab guide TA reviews the concepts in the first 15 minutes.</w:t>
+        <w:t>qLoRA: NF4 4-bit base plus bf16 adapters</w:t>
+      </w:r>
+    </w:p>
+    <w:p>
+      <w:pPr>
+        <w:pStyle w:val="ListBullet"/>
+      </w:pPr>
+      <w:r>
+        <w:rPr>
+          <w:color w:val="333333"/>
+          <w:sz w:val="22"/>
+        </w:rPr>
+        <w:t>Compare on cost, wall-clock, and downstream accuracy, not loss</w:t>
       </w:r>
     </w:p>
     <w:p>
@@ -211,7 +223,163 @@
           <w:color w:val="101010"/>
           <w:sz w:val="18"/>
         </w:rPr>
-        <w:t># Starter code is in the lab repo: see lab_starter.py.</w:t>
+        <w:t>from transformers import AutoModelForCausalLM, BitsAndBytesConfig</w:t>
+      </w:r>
+    </w:p>
+    <w:p>
+      <w:pPr>
+        <w:spacing w:after="0" w:before="0"/>
+      </w:pPr>
+      <w:r>
+        <w:rPr>
+          <w:rFonts w:ascii="Consolas" w:hAnsi="Consolas"/>
+          <w:color w:val="101010"/>
+          <w:sz w:val="18"/>
+        </w:rPr>
+        <w:t>from peft import LoraConfig, get_peft_model</w:t>
+      </w:r>
+    </w:p>
+    <w:p>
+      <w:pPr>
+        <w:spacing w:after="0" w:before="0"/>
+      </w:pPr>
+      <w:r>
+        <w:rPr>
+          <w:rFonts w:ascii="Consolas" w:hAnsi="Consolas"/>
+          <w:color w:val="101010"/>
+          <w:sz w:val="18"/>
+        </w:rPr>
+        <w:t xml:space="preserve"> </w:t>
+      </w:r>
+    </w:p>
+    <w:p>
+      <w:pPr>
+        <w:spacing w:after="0" w:before="0"/>
+      </w:pPr>
+      <w:r>
+        <w:rPr>
+          <w:rFonts w:ascii="Consolas" w:hAnsi="Consolas"/>
+          <w:color w:val="101010"/>
+          <w:sz w:val="18"/>
+        </w:rPr>
+        <w:t>lora_cfg = LoraConfig(r=16, lora_alpha=32, lora_dropout=0.05,</w:t>
+      </w:r>
+    </w:p>
+    <w:p>
+      <w:pPr>
+        <w:spacing w:after="0" w:before="0"/>
+      </w:pPr>
+      <w:r>
+        <w:rPr>
+          <w:rFonts w:ascii="Consolas" w:hAnsi="Consolas"/>
+          <w:color w:val="101010"/>
+          <w:sz w:val="18"/>
+        </w:rPr>
+        <w:t xml:space="preserve">    target_modules=['q_proj', 'k_proj', 'v_proj', 'o_proj'])</w:t>
+      </w:r>
+    </w:p>
+    <w:p>
+      <w:pPr>
+        <w:spacing w:after="0" w:before="0"/>
+      </w:pPr>
+      <w:r>
+        <w:rPr>
+          <w:rFonts w:ascii="Consolas" w:hAnsi="Consolas"/>
+          <w:color w:val="101010"/>
+          <w:sz w:val="18"/>
+        </w:rPr>
+        <w:t xml:space="preserve"> </w:t>
+      </w:r>
+    </w:p>
+    <w:p>
+      <w:pPr>
+        <w:spacing w:after="0" w:before="0"/>
+      </w:pPr>
+      <w:r>
+        <w:rPr>
+          <w:rFonts w:ascii="Consolas" w:hAnsi="Consolas"/>
+          <w:color w:val="101010"/>
+          <w:sz w:val="18"/>
+        </w:rPr>
+        <w:t># run 1: full fine-tune (fp16/bf16, all params)</w:t>
+      </w:r>
+    </w:p>
+    <w:p>
+      <w:pPr>
+        <w:spacing w:after="0" w:before="0"/>
+      </w:pPr>
+      <w:r>
+        <w:rPr>
+          <w:rFonts w:ascii="Consolas" w:hAnsi="Consolas"/>
+          <w:color w:val="101010"/>
+          <w:sz w:val="18"/>
+        </w:rPr>
+        <w:t># run 2: LoRA  -&gt; get_peft_model(base, lora_cfg)</w:t>
+      </w:r>
+    </w:p>
+    <w:p>
+      <w:pPr>
+        <w:spacing w:after="0" w:before="0"/>
+      </w:pPr>
+      <w:r>
+        <w:rPr>
+          <w:rFonts w:ascii="Consolas" w:hAnsi="Consolas"/>
+          <w:color w:val="101010"/>
+          <w:sz w:val="18"/>
+        </w:rPr>
+        <w:t># run 3: qLoRA -&gt; base loaded with</w:t>
+      </w:r>
+    </w:p>
+    <w:p>
+      <w:pPr>
+        <w:spacing w:after="0" w:before="0"/>
+      </w:pPr>
+      <w:r>
+        <w:rPr>
+          <w:rFonts w:ascii="Consolas" w:hAnsi="Consolas"/>
+          <w:color w:val="101010"/>
+          <w:sz w:val="18"/>
+        </w:rPr>
+        <w:t>bnb = BitsAndBytesConfig(load_in_4bit=True,</w:t>
+      </w:r>
+    </w:p>
+    <w:p>
+      <w:pPr>
+        <w:spacing w:after="0" w:before="0"/>
+      </w:pPr>
+      <w:r>
+        <w:rPr>
+          <w:rFonts w:ascii="Consolas" w:hAnsi="Consolas"/>
+          <w:color w:val="101010"/>
+          <w:sz w:val="18"/>
+        </w:rPr>
+        <w:t xml:space="preserve">                         bnb_4bit_quant_type='nf4',</w:t>
+      </w:r>
+    </w:p>
+    <w:p>
+      <w:pPr>
+        <w:spacing w:after="0" w:before="0"/>
+      </w:pPr>
+      <w:r>
+        <w:rPr>
+          <w:rFonts w:ascii="Consolas" w:hAnsi="Consolas"/>
+          <w:color w:val="101010"/>
+          <w:sz w:val="18"/>
+        </w:rPr>
+        <w:t xml:space="preserve">                         bnb_4bit_compute_dtype='bfloat16')</w:t>
+      </w:r>
+    </w:p>
+    <w:p>
+      <w:pPr>
+        <w:spacing w:after="0" w:before="0"/>
+      </w:pPr>
+      <w:r>
+        <w:rPr>
+          <w:rFonts w:ascii="Consolas" w:hAnsi="Consolas"/>
+          <w:color w:val="101010"/>
+          <w:sz w:val="18"/>
+        </w:rPr>
+        <w:t xml:space="preserve"> </w:t>
       </w:r>
     </w:p>
     <w:p>
@@ -233,7 +401,7 @@
           <w:color w:val="333333"/>
           <w:sz w:val="22"/>
         </w:rPr>
-        <w:t>all deliverables present in the submission folder</w:t>
+        <w:t>all three runs finish on the same data and eval harness</w:t>
       </w:r>
     </w:p>
     <w:p>
@@ -245,7 +413,7 @@
           <w:color w:val="333333"/>
           <w:sz w:val="22"/>
         </w:rPr>
-        <w:t>code runs end-to-end without modification</w:t>
+        <w:t>table reports VRAM peak, minutes, $ estimate, and eval accuracy</w:t>
       </w:r>
     </w:p>
     <w:p>
@@ -257,7 +425,19 @@
           <w:color w:val="333333"/>
           <w:sz w:val="22"/>
         </w:rPr>
-        <w:t>results match the expected ranges in the rubric</w:t>
+        <w:t>LoRA trains under 1 percent of parameters (print the count)</w:t>
+      </w:r>
+    </w:p>
+    <w:p>
+      <w:pPr>
+        <w:pStyle w:val="ListBullet"/>
+      </w:pPr>
+      <w:r>
+        <w:rPr>
+          <w:color w:val="333333"/>
+          <w:sz w:val="22"/>
+        </w:rPr>
+        <w:t>qLoRA accuracy lands within 1 to 2 points of LoRA</w:t>
       </w:r>
     </w:p>
     <w:p>
